--- a/docs/guides/pm-os-installation-guide-for-pms.docx
+++ b/docs/guides/pm-os-installation-guide-for-pms.docx
@@ -42,7 +42,7 @@
           <w:sz w:val="22"/>
           <w:szCs w:val="22"/>
         </w:rPr>
-        <w:t xml:space="preserve">Prepared for the Indegene PM team — PM-OS v1 (offline install)</w:t>
+        <w:t xml:space="preserve">Prepared for your PM team — PM-OS v1 (offline install)</w:t>
       </w:r>
     </w:p>
     <w:p>
@@ -271,7 +271,7 @@
               <w:spacing w:after="40"/>
             </w:pPr>
             <w:r>
-              <w:t xml:space="preserve">Indegene's network does not allow direct access to github.com or an internal GitLab, so every step below installs PM-OS from a zip file instead of a git clone — you never need GitHub/GitLab access for this.</w:t>
+              <w:t xml:space="preserve">your company's network does not allow direct access to github.com or an internal GitLab, so every step below installs PM-OS from a zip file instead of a git clone — you never need GitHub/GitLab access for this.</w:t>
             </w:r>
           </w:p>
           <w:p>
@@ -708,7 +708,7 @@
         <w:spacing w:after="80"/>
       </w:pPr>
       <w:r>
-        <w:t xml:space="preserve">The feedback repository URL — required. Unless your team lead tells you otherwise, use the value in the box below (copy-paste it whenever the installer, or your AI assistant, asks for the feedback repo). The installer will not finish without one — there's no usable built-in default. Don't worry if that repo isn't reachable from Indegene's network: syncing to it just quietly does nothing, and all your work is still saved locally on your machine regardless.</w:t>
+        <w:t xml:space="preserve">The feedback repository URL — required. Unless your team lead tells you otherwise, use the value in the box below (copy-paste it whenever the installer, or your AI assistant, asks for the feedback repo). The installer will not finish without one — there's no usable built-in default. Don't worry if that repo isn't reachable from your company's network: syncing to it just quietly does nothing, and all your work is still saved locally on your machine regardless.</w:t>
       </w:r>
     </w:p>
     <w:p>
@@ -2231,7 +2231,7 @@
         <w:spacing w:after="160"/>
       </w:pPr>
       <w:r>
-        <w:t xml:space="preserve">This is the offline path used at Indegene — no GitHub/GitLab access required. &lt;id&gt; = your PM identifier; &lt;url&gt; = the feedback repo URL — required, keep the flag (the install won't finish without it). Unless your team lead says otherwise, &lt;url&gt; is: https://github.com/pingmepi/pm-os-feedback.git (also in section 1.3). Your work is tracked locally either way, even if that repo can't be reached from your network.</w:t>
+        <w:t xml:space="preserve">This is the offline path for locked-down networks — no GitHub/GitLab access required. &lt;id&gt; = your PM identifier; &lt;url&gt; = the feedback repo URL — required, keep the flag (the install won't finish without it). Unless your team lead says otherwise, &lt;url&gt; is: https://github.com/pingmepi/pm-os-feedback.git (also in section 1.3). Your work is tracked locally either way, even if that repo can't be reached from your network.</w:t>
       </w:r>
     </w:p>
     <w:tbl>
@@ -2911,7 +2911,7 @@
         <w:spacing w:after="160"/>
       </w:pPr>
       <w:r>
-        <w:t xml:space="preserve">Not needed for the standard Indegene offline install above — keep this for reference only, in case your network access changes, or you're setting up PM-OS somewhere that already has GitHub/GitLab reachable.</w:t>
+        <w:t xml:space="preserve">Not needed for the standard offline install above — keep this for reference only, in case your network access changes, or you're setting up PM-OS somewhere that already has GitHub/GitLab reachable.</w:t>
       </w:r>
     </w:p>
     <w:p>
